--- a/templates/empty/rozpiska.docx
+++ b/templates/empty/rozpiska.docx
@@ -73,7 +73,7 @@
           <w:szCs w:val="28"/>
           <w:lang w:val="uk-UA"/>
         </w:rPr>
-        <w:t xml:space="preserve">підтверджую виконання у повному обсязі благоустрою </w:t>
+        <w:t>підтверджую виконання у повному обсязі благоустрою зеленої зони на прилеглій території</w:t>
       </w:r>
       <w:r>
         <w:rPr>
@@ -82,7 +82,7 @@
           <w:szCs w:val="28"/>
           <w:lang w:val="uk-UA"/>
         </w:rPr>
-        <w:t>зеленої зони на прилеглій території</w:t>
+        <w:t xml:space="preserve"> </w:t>
       </w:r>
       <w:r>
         <w:rPr>
@@ -91,7 +91,7 @@
           <w:szCs w:val="28"/>
           <w:lang w:val="uk-UA"/>
         </w:rPr>
-        <w:t xml:space="preserve"> </w:t>
+        <w:t xml:space="preserve">за адресою: </w:t>
       </w:r>
       <w:r>
         <w:rPr>
@@ -100,63 +100,16 @@
           <w:szCs w:val="28"/>
           <w:lang w:val="uk-UA"/>
         </w:rPr>
-        <w:t>за адресою: {{</w:t>
+        <w:t>________________________________</w:t>
       </w:r>
       <w:r>
         <w:rPr>
           <w:color w:val="auto"/>
           <w:sz w:val="28"/>
           <w:szCs w:val="28"/>
-          <w:lang w:val="en-US"/>
-        </w:rPr>
-        <w:t>address</w:t>
-      </w:r>
-      <w:r>
-        <w:rPr>
-          <w:color w:val="auto"/>
-          <w:sz w:val="28"/>
-          <w:szCs w:val="28"/>
-          <w:lang w:val="uk-UA"/>
-        </w:rPr>
-        <w:t xml:space="preserve">}}, </w:t>
-      </w:r>
-      <w:r>
-        <w:rPr>
-          <w:color w:val="auto"/>
-          <w:sz w:val="28"/>
-          <w:szCs w:val="28"/>
-          <w:lang w:val="uk-UA"/>
-        </w:rPr>
-        <w:t xml:space="preserve">претензій та зауважень </w:t>
-      </w:r>
-      <w:r>
-        <w:rPr>
-          <w:color w:val="auto"/>
-          <w:sz w:val="28"/>
-          <w:szCs w:val="28"/>
-          <w:lang w:val="uk-UA"/>
-        </w:rPr>
-        <w:t xml:space="preserve">до </w:t>
-      </w:r>
-      <w:proofErr w:type="spellStart"/>
-      <w:r>
-        <w:rPr>
-          <w:color w:val="auto"/>
-          <w:sz w:val="28"/>
-          <w:szCs w:val="28"/>
-          <w:lang w:val="uk-UA"/>
-        </w:rPr>
-        <w:t>КП</w:t>
-      </w:r>
-      <w:proofErr w:type="spellEnd"/>
-      <w:r>
-        <w:rPr>
-          <w:color w:val="auto"/>
-          <w:sz w:val="28"/>
-          <w:szCs w:val="28"/>
-          <w:lang w:val="uk-UA"/>
-        </w:rPr>
-        <w:t xml:space="preserve"> «Харківські Теплові Мережі» не маю.</w:t>
+          <w:lang w:val="uk-UA"/>
+        </w:rPr>
+        <w:t>, претензій та зауважень до КП «Харківські Теплові Мережі» не маю.</w:t>
       </w:r>
     </w:p>
     <w:p>
@@ -172,7 +125,7 @@
     <w:tbl>
       <w:tblPr>
         <w:tblW w:w="0" w:type="auto"/>
-        <w:tblLook w:val="04A0"/>
+        <w:tblLook w:val="00A0"/>
       </w:tblPr>
       <w:tblGrid>
         <w:gridCol w:w="6487"/>
@@ -328,6 +281,8 @@
     <w:rPrDefault>
       <w:rPr>
         <w:rFonts w:ascii="Calibri" w:eastAsia="Calibri" w:hAnsi="Calibri" w:cs="Times New Roman"/>
+        <w:sz w:val="22"/>
+        <w:szCs w:val="22"/>
         <w:lang w:val="ru-RU" w:eastAsia="ru-RU" w:bidi="ar-SA"/>
       </w:rPr>
     </w:rPrDefault>
@@ -359,7 +314,7 @@
     <w:lsdException w:name="Subtitle" w:locked="1" w:semiHidden="0" w:uiPriority="0" w:unhideWhenUsed="0" w:qFormat="1"/>
     <w:lsdException w:name="Strong" w:locked="1" w:semiHidden="0" w:uiPriority="0" w:unhideWhenUsed="0" w:qFormat="1"/>
     <w:lsdException w:name="Emphasis" w:locked="1" w:semiHidden="0" w:uiPriority="0" w:unhideWhenUsed="0" w:qFormat="1"/>
-    <w:lsdException w:name="Table Grid" w:locked="1" w:semiHidden="0" w:uiPriority="59" w:unhideWhenUsed="0"/>
+    <w:lsdException w:name="Table Grid" w:locked="1" w:semiHidden="0" w:uiPriority="0" w:unhideWhenUsed="0"/>
     <w:lsdException w:name="Placeholder Text" w:unhideWhenUsed="0"/>
     <w:lsdException w:name="No Spacing" w:semiHidden="0" w:uiPriority="1" w:unhideWhenUsed="0" w:qFormat="1"/>
     <w:lsdException w:name="Light Shading" w:semiHidden="0" w:uiPriority="60" w:unhideWhenUsed="0"/>
@@ -472,7 +427,7 @@
     <w:lsdException w:name="Bibliography" w:uiPriority="37"/>
     <w:lsdException w:name="TOC Heading" w:uiPriority="39" w:qFormat="1"/>
   </w:latentStyles>
-  <w:style w:type="paragraph" w:default="1" w:styleId="a">
+  <w:style w:type="paragraph" w:default="1" w:styleId="Normal">
     <w:name w:val="Normal"/>
     <w:qFormat/>
     <w:rsid w:val="001D625D"/>
@@ -483,16 +438,17 @@
     <w:rPr>
       <w:rFonts w:ascii="Times New Roman" w:eastAsia="Times New Roman" w:hAnsi="Times New Roman"/>
       <w:color w:val="000000"/>
+      <w:sz w:val="20"/>
+      <w:szCs w:val="20"/>
       <w:lang w:eastAsia="ar-SA"/>
     </w:rPr>
   </w:style>
-  <w:style w:type="character" w:default="1" w:styleId="a0">
+  <w:style w:type="character" w:default="1" w:styleId="DefaultParagraphFont">
     <w:name w:val="Default Paragraph Font"/>
-    <w:uiPriority w:val="1"/>
+    <w:uiPriority w:val="99"/>
     <w:semiHidden/>
-    <w:unhideWhenUsed/>
   </w:style>
-  <w:style w:type="table" w:default="1" w:styleId="a1">
+  <w:style w:type="table" w:default="1" w:styleId="TableNormal">
     <w:name w:val="Normal Table"/>
     <w:uiPriority w:val="99"/>
     <w:semiHidden/>
@@ -508,19 +464,21 @@
       </w:tblCellMar>
     </w:tblPr>
   </w:style>
-  <w:style w:type="numbering" w:default="1" w:styleId="a2">
+  <w:style w:type="numbering" w:default="1" w:styleId="NoList">
     <w:name w:val="No List"/>
     <w:uiPriority w:val="99"/>
     <w:semiHidden/>
     <w:unhideWhenUsed/>
   </w:style>
-  <w:style w:type="table" w:styleId="a3">
+  <w:style w:type="table" w:styleId="TableGrid">
     <w:name w:val="Table Grid"/>
-    <w:basedOn w:val="a1"/>
-    <w:uiPriority w:val="59"/>
+    <w:basedOn w:val="TableNormal"/>
+    <w:uiPriority w:val="99"/>
     <w:locked/>
     <w:rsid w:val="00A34672"/>
     <w:rPr>
+      <w:sz w:val="20"/>
+      <w:szCs w:val="20"/>
       <w:lang w:eastAsia="en-US"/>
     </w:rPr>
     <w:tblPr>
